--- a/word/表8  VA-ECMO 临床启动快速筛查评估表(1).docx
+++ b/word/表8  VA-ECMO 临床启动快速筛查评估表(1).docx
@@ -4,6 +4,8 @@
   <w:body>
     <w:p>
       <w:pPr>
+        <w:snapToGrid w:val="0"/>
+        <w:spacing w:after="0" w:line="240" w:lineRule="auto"/>
         <w:jc w:val="center"/>
         <w:rPr>
           <w:rFonts w:ascii="Times New Roman Regular" w:hAnsi="Times New Roman Regular" w:cs="Times New Roman Regular"/>
@@ -65,6 +67,11 @@
       <w:tblPr>
         <w:tblStyle w:val="ab"/>
         <w:tblW w:w="10485" w:type="dxa"/>
+        <w:tblLayout w:type="fixed"/>
+        <w:tblCellMar>
+          <w:left w:w="20" w:type="dxa"/>
+          <w:right w:w="20" w:type="dxa"/>
+        </w:tblCellMar>
         <w:tblLook w:val="04A0" w:firstRow="1" w:lastRow="0" w:firstColumn="1" w:lastColumn="0" w:noHBand="0" w:noVBand="1"/>
       </w:tblPr>
       <w:tblGrid>
@@ -80,9 +87,6 @@
         <w:gridCol w:w="567"/>
       </w:tblGrid>
       <w:tr>
-        <w:trPr>
-          <w:trHeight w:val="69"/>
-        </w:trPr>
         <w:tc>
           <w:tcPr>
             <w:tcW w:w="1129" w:type="dxa"/>
@@ -90,6 +94,7 @@
           </w:tcPr>
           <w:p>
             <w:pPr>
+              <w:snapToGrid w:val="0"/>
               <w:spacing w:after="0" w:line="240" w:lineRule="auto"/>
               <w:rPr>
                 <w:rFonts w:ascii="Times New Roman Regular" w:hAnsi="Times New Roman Regular" w:cs="Times New Roman Regular"/>
@@ -115,6 +120,7 @@
           </w:tcPr>
           <w:p>
             <w:pPr>
+              <w:snapToGrid w:val="0"/>
               <w:spacing w:after="0" w:line="240" w:lineRule="auto"/>
               <w:rPr>
                 <w:rFonts w:ascii="Times New Roman Regular" w:hAnsi="Times New Roman Regular" w:cs="Times New Roman Regular"/>
@@ -138,6 +144,7 @@
           </w:tcPr>
           <w:p>
             <w:pPr>
+              <w:snapToGrid w:val="0"/>
               <w:spacing w:after="0" w:line="240" w:lineRule="auto"/>
               <w:rPr>
                 <w:rFonts w:ascii="Times New Roman Regular" w:hAnsi="Times New Roman Regular" w:cs="Times New Roman Regular"/>
@@ -163,6 +170,7 @@
           </w:tcPr>
           <w:p>
             <w:pPr>
+              <w:snapToGrid w:val="0"/>
               <w:spacing w:after="0" w:line="240" w:lineRule="auto"/>
               <w:rPr>
                 <w:rFonts w:ascii="Times New Roman Regular" w:hAnsi="Times New Roman Regular" w:cs="Times New Roman Regular"/>
@@ -198,9 +206,6 @@
         </w:tc>
       </w:tr>
       <w:tr>
-        <w:trPr>
-          <w:trHeight w:val="69"/>
-        </w:trPr>
         <w:tc>
           <w:tcPr>
             <w:tcW w:w="1129" w:type="dxa"/>
@@ -208,6 +213,7 @@
           </w:tcPr>
           <w:p>
             <w:pPr>
+              <w:snapToGrid w:val="0"/>
               <w:spacing w:after="0" w:line="240" w:lineRule="auto"/>
               <w:rPr>
                 <w:rFonts w:ascii="Times New Roman Regular" w:hAnsi="Times New Roman Regular" w:cs="Times New Roman Regular"/>
@@ -233,6 +239,7 @@
           </w:tcPr>
           <w:p>
             <w:pPr>
+              <w:snapToGrid w:val="0"/>
               <w:spacing w:after="0" w:line="240" w:lineRule="auto"/>
               <w:rPr>
                 <w:rFonts w:ascii="Times New Roman Regular" w:hAnsi="Times New Roman Regular" w:cs="Times New Roman Regular"/>
@@ -256,6 +263,7 @@
           </w:tcPr>
           <w:p>
             <w:pPr>
+              <w:snapToGrid w:val="0"/>
               <w:spacing w:after="0" w:line="240" w:lineRule="auto"/>
               <w:rPr>
                 <w:rFonts w:ascii="Times New Roman Regular" w:hAnsi="Times New Roman Regular" w:cs="Times New Roman Regular"/>
@@ -281,6 +289,7 @@
           </w:tcPr>
           <w:p>
             <w:pPr>
+              <w:snapToGrid w:val="0"/>
               <w:spacing w:after="0" w:line="240" w:lineRule="auto"/>
               <w:rPr>
                 <w:rFonts w:ascii="Times New Roman Regular" w:hAnsi="Times New Roman Regular" w:cs="Times New Roman Regular"/>
@@ -352,9 +361,6 @@
         </w:tc>
       </w:tr>
       <w:tr>
-        <w:trPr>
-          <w:trHeight w:val="69"/>
-        </w:trPr>
         <w:tc>
           <w:tcPr>
             <w:tcW w:w="1129" w:type="dxa"/>
@@ -362,6 +368,7 @@
           </w:tcPr>
           <w:p>
             <w:pPr>
+              <w:snapToGrid w:val="0"/>
               <w:spacing w:after="0" w:line="240" w:lineRule="auto"/>
               <w:rPr>
                 <w:rFonts w:ascii="Times New Roman Regular" w:hAnsi="Times New Roman Regular" w:cs="Times New Roman Regular"/>
@@ -387,6 +394,7 @@
           </w:tcPr>
           <w:p>
             <w:pPr>
+              <w:snapToGrid w:val="0"/>
               <w:spacing w:after="0" w:line="240" w:lineRule="auto"/>
               <w:rPr>
                 <w:rFonts w:ascii="Times New Roman Regular" w:hAnsi="Times New Roman Regular" w:cs="Times New Roman Regular"/>
@@ -452,6 +460,7 @@
           </w:tcPr>
           <w:p>
             <w:pPr>
+              <w:snapToGrid w:val="0"/>
               <w:spacing w:after="0" w:line="240" w:lineRule="auto"/>
               <w:rPr>
                 <w:rFonts w:ascii="Times New Roman Regular" w:hAnsi="Times New Roman Regular" w:cs="Times New Roman Regular"/>
@@ -477,6 +486,7 @@
           </w:tcPr>
           <w:p>
             <w:pPr>
+              <w:snapToGrid w:val="0"/>
               <w:spacing w:after="0" w:line="240" w:lineRule="auto"/>
               <w:ind w:firstLineChars="300" w:firstLine="660"/>
               <w:rPr>
@@ -495,9 +505,6 @@
         </w:tc>
       </w:tr>
       <w:tr>
-        <w:trPr>
-          <w:trHeight w:val="69"/>
-        </w:trPr>
         <w:tc>
           <w:tcPr>
             <w:tcW w:w="10485" w:type="dxa"/>
@@ -506,6 +513,7 @@
           </w:tcPr>
           <w:p>
             <w:pPr>
+              <w:snapToGrid w:val="0"/>
               <w:spacing w:after="0" w:line="240" w:lineRule="auto"/>
               <w:jc w:val="both"/>
               <w:rPr>
@@ -614,9 +622,6 @@
         </w:tc>
       </w:tr>
       <w:tr>
-        <w:trPr>
-          <w:trHeight w:val="69"/>
-        </w:trPr>
         <w:tc>
           <w:tcPr>
             <w:tcW w:w="9351" w:type="dxa"/>
@@ -625,6 +630,7 @@
           </w:tcPr>
           <w:p>
             <w:pPr>
+              <w:snapToGrid w:val="0"/>
               <w:spacing w:after="0" w:line="240" w:lineRule="auto"/>
               <w:jc w:val="center"/>
               <w:rPr>
@@ -652,6 +658,7 @@
           </w:tcPr>
           <w:p>
             <w:pPr>
+              <w:snapToGrid w:val="0"/>
               <w:spacing w:after="0" w:line="240" w:lineRule="auto"/>
               <w:jc w:val="center"/>
               <w:rPr>
@@ -680,6 +687,7 @@
           </w:tcPr>
           <w:p>
             <w:pPr>
+              <w:snapToGrid w:val="0"/>
               <w:spacing w:after="0" w:line="240" w:lineRule="auto"/>
               <w:jc w:val="center"/>
               <w:rPr>
@@ -702,9 +710,6 @@
         </w:tc>
       </w:tr>
       <w:tr>
-        <w:trPr>
-          <w:trHeight w:val="69"/>
-        </w:trPr>
         <w:tc>
           <w:tcPr>
             <w:tcW w:w="9351" w:type="dxa"/>
@@ -713,6 +718,7 @@
           </w:tcPr>
           <w:p>
             <w:pPr>
+              <w:snapToGrid w:val="0"/>
               <w:spacing w:after="0" w:line="240" w:lineRule="auto"/>
               <w:rPr>
                 <w:rFonts w:ascii="Times New Roman Regular" w:hAnsi="Times New Roman Regular" w:cs="Times New Roman Regular"/>
@@ -753,6 +759,7 @@
           </w:tcPr>
           <w:p>
             <w:pPr>
+              <w:snapToGrid w:val="0"/>
               <w:spacing w:after="0" w:line="240" w:lineRule="auto"/>
               <w:jc w:val="center"/>
               <w:rPr>
@@ -776,6 +783,7 @@
           </w:tcPr>
           <w:p>
             <w:pPr>
+              <w:snapToGrid w:val="0"/>
               <w:spacing w:after="0" w:line="240" w:lineRule="auto"/>
               <w:jc w:val="center"/>
               <w:rPr>
@@ -793,9 +801,6 @@
         </w:tc>
       </w:tr>
       <w:tr>
-        <w:trPr>
-          <w:trHeight w:val="69"/>
-        </w:trPr>
         <w:tc>
           <w:tcPr>
             <w:tcW w:w="9351" w:type="dxa"/>
@@ -804,6 +809,7 @@
           </w:tcPr>
           <w:p>
             <w:pPr>
+              <w:snapToGrid w:val="0"/>
               <w:spacing w:after="0" w:line="240" w:lineRule="auto"/>
               <w:rPr>
                 <w:rFonts w:ascii="Times New Roman Regular" w:hAnsi="Times New Roman Regular" w:cs="Times New Roman Regular"/>
@@ -838,6 +844,7 @@
           </w:tcPr>
           <w:p>
             <w:pPr>
+              <w:snapToGrid w:val="0"/>
               <w:spacing w:after="0" w:line="240" w:lineRule="auto"/>
               <w:jc w:val="center"/>
               <w:rPr>
@@ -861,6 +868,7 @@
           </w:tcPr>
           <w:p>
             <w:pPr>
+              <w:snapToGrid w:val="0"/>
               <w:spacing w:after="0" w:line="240" w:lineRule="auto"/>
               <w:jc w:val="center"/>
               <w:rPr>
@@ -878,9 +886,6 @@
         </w:tc>
       </w:tr>
       <w:tr>
-        <w:trPr>
-          <w:trHeight w:val="69"/>
-        </w:trPr>
         <w:tc>
           <w:tcPr>
             <w:tcW w:w="9351" w:type="dxa"/>
@@ -889,6 +894,7 @@
           </w:tcPr>
           <w:p>
             <w:pPr>
+              <w:snapToGrid w:val="0"/>
               <w:spacing w:after="0" w:line="240" w:lineRule="auto"/>
               <w:rPr>
                 <w:rFonts w:ascii="Times New Roman Regular" w:hAnsi="Times New Roman Regular" w:cs="Times New Roman Regular"/>
@@ -935,6 +941,7 @@
           </w:tcPr>
           <w:p>
             <w:pPr>
+              <w:snapToGrid w:val="0"/>
               <w:spacing w:after="0" w:line="240" w:lineRule="auto"/>
               <w:jc w:val="center"/>
               <w:rPr>
@@ -958,6 +965,7 @@
           </w:tcPr>
           <w:p>
             <w:pPr>
+              <w:snapToGrid w:val="0"/>
               <w:spacing w:after="0" w:line="240" w:lineRule="auto"/>
               <w:jc w:val="center"/>
               <w:rPr>
@@ -975,9 +983,6 @@
         </w:tc>
       </w:tr>
       <w:tr>
-        <w:trPr>
-          <w:trHeight w:val="69"/>
-        </w:trPr>
         <w:tc>
           <w:tcPr>
             <w:tcW w:w="9351" w:type="dxa"/>
@@ -986,6 +991,7 @@
           </w:tcPr>
           <w:p>
             <w:pPr>
+              <w:snapToGrid w:val="0"/>
               <w:spacing w:after="0" w:line="240" w:lineRule="auto"/>
               <w:rPr>
                 <w:rFonts w:ascii="Times New Roman Regular" w:hAnsi="Times New Roman Regular" w:cs="Times New Roman Regular"/>
@@ -1026,6 +1032,7 @@
           </w:tcPr>
           <w:p>
             <w:pPr>
+              <w:snapToGrid w:val="0"/>
               <w:spacing w:after="0" w:line="240" w:lineRule="auto"/>
               <w:jc w:val="center"/>
               <w:rPr>
@@ -1049,6 +1056,7 @@
           </w:tcPr>
           <w:p>
             <w:pPr>
+              <w:snapToGrid w:val="0"/>
               <w:spacing w:after="0" w:line="240" w:lineRule="auto"/>
               <w:jc w:val="center"/>
               <w:rPr>
@@ -1066,9 +1074,6 @@
         </w:tc>
       </w:tr>
       <w:tr>
-        <w:trPr>
-          <w:trHeight w:val="69"/>
-        </w:trPr>
         <w:tc>
           <w:tcPr>
             <w:tcW w:w="9351" w:type="dxa"/>
@@ -1077,6 +1082,7 @@
           </w:tcPr>
           <w:p>
             <w:pPr>
+              <w:snapToGrid w:val="0"/>
               <w:spacing w:after="0" w:line="240" w:lineRule="auto"/>
               <w:rPr>
                 <w:rFonts w:ascii="Times New Roman Regular" w:hAnsi="Times New Roman Regular" w:cs="Times New Roman Regular"/>
@@ -1123,6 +1129,7 @@
           </w:tcPr>
           <w:p>
             <w:pPr>
+              <w:snapToGrid w:val="0"/>
               <w:spacing w:after="0" w:line="240" w:lineRule="auto"/>
               <w:jc w:val="center"/>
               <w:rPr>
@@ -1146,6 +1153,7 @@
           </w:tcPr>
           <w:p>
             <w:pPr>
+              <w:snapToGrid w:val="0"/>
               <w:spacing w:after="0" w:line="240" w:lineRule="auto"/>
               <w:jc w:val="center"/>
               <w:rPr>
@@ -1163,9 +1171,6 @@
         </w:tc>
       </w:tr>
       <w:tr>
-        <w:trPr>
-          <w:trHeight w:val="69"/>
-        </w:trPr>
         <w:tc>
           <w:tcPr>
             <w:tcW w:w="9351" w:type="dxa"/>
@@ -1174,6 +1179,7 @@
           </w:tcPr>
           <w:p>
             <w:pPr>
+              <w:snapToGrid w:val="0"/>
               <w:spacing w:after="0" w:line="240" w:lineRule="auto"/>
               <w:rPr>
                 <w:rFonts w:ascii="Times New Roman Regular" w:hAnsi="Times New Roman Regular" w:cs="Times New Roman Regular"/>
@@ -1195,6 +1201,7 @@
           </w:tcPr>
           <w:p>
             <w:pPr>
+              <w:snapToGrid w:val="0"/>
               <w:spacing w:after="0" w:line="240" w:lineRule="auto"/>
               <w:jc w:val="center"/>
               <w:rPr>
@@ -1217,6 +1224,7 @@
           </w:tcPr>
           <w:p>
             <w:pPr>
+              <w:snapToGrid w:val="0"/>
               <w:spacing w:after="0" w:line="240" w:lineRule="auto"/>
               <w:jc w:val="center"/>
               <w:rPr>
@@ -1233,9 +1241,6 @@
         </w:tc>
       </w:tr>
       <w:tr>
-        <w:trPr>
-          <w:trHeight w:val="69"/>
-        </w:trPr>
         <w:tc>
           <w:tcPr>
             <w:tcW w:w="10485" w:type="dxa"/>
@@ -1244,6 +1249,7 @@
           </w:tcPr>
           <w:p>
             <w:pPr>
+              <w:snapToGrid w:val="0"/>
               <w:spacing w:after="0" w:line="240" w:lineRule="auto"/>
               <w:rPr>
                 <w:rFonts w:ascii="Times New Roman Regular" w:hAnsi="Times New Roman Regular" w:cs="Times New Roman Regular"/>
@@ -1391,9 +1397,6 @@
         </w:tc>
       </w:tr>
       <w:tr>
-        <w:trPr>
-          <w:trHeight w:val="69"/>
-        </w:trPr>
         <w:tc>
           <w:tcPr>
             <w:tcW w:w="10485" w:type="dxa"/>
@@ -1402,6 +1405,7 @@
           </w:tcPr>
           <w:p>
             <w:pPr>
+              <w:snapToGrid w:val="0"/>
               <w:spacing w:after="0" w:line="240" w:lineRule="auto"/>
               <w:rPr>
                 <w:rFonts w:ascii="Times New Roman Regular" w:hAnsi="Times New Roman Regular" w:cs="Times New Roman Regular"/>
@@ -1509,9 +1513,6 @@
         </w:tc>
       </w:tr>
       <w:tr>
-        <w:trPr>
-          <w:trHeight w:val="69"/>
-        </w:trPr>
         <w:tc>
           <w:tcPr>
             <w:tcW w:w="10485" w:type="dxa"/>
@@ -1520,6 +1521,7 @@
           </w:tcPr>
           <w:p>
             <w:pPr>
+              <w:snapToGrid w:val="0"/>
               <w:spacing w:after="0" w:line="240" w:lineRule="auto"/>
               <w:rPr>
                 <w:rFonts w:ascii="Times New Roman Regular" w:hAnsi="Times New Roman Regular" w:cs="Times New Roman Regular"/>
@@ -1587,9 +1589,6 @@
         </w:tc>
       </w:tr>
       <w:tr>
-        <w:trPr>
-          <w:trHeight w:val="69"/>
-        </w:trPr>
         <w:tc>
           <w:tcPr>
             <w:tcW w:w="5382" w:type="dxa"/>
@@ -1598,6 +1597,7 @@
           </w:tcPr>
           <w:p>
             <w:pPr>
+              <w:snapToGrid w:val="0"/>
               <w:spacing w:after="0" w:line="240" w:lineRule="auto"/>
               <w:jc w:val="center"/>
               <w:rPr>
@@ -1624,6 +1624,7 @@
           </w:tcPr>
           <w:p>
             <w:pPr>
+              <w:snapToGrid w:val="0"/>
               <w:spacing w:after="0" w:line="240" w:lineRule="auto"/>
               <w:jc w:val="center"/>
               <w:rPr>
@@ -1650,6 +1651,7 @@
           </w:tcPr>
           <w:p>
             <w:pPr>
+              <w:snapToGrid w:val="0"/>
               <w:spacing w:after="0" w:line="240" w:lineRule="auto"/>
               <w:jc w:val="center"/>
               <w:rPr>
@@ -1670,9 +1672,6 @@
         </w:tc>
       </w:tr>
       <w:tr>
-        <w:trPr>
-          <w:trHeight w:val="69"/>
-        </w:trPr>
         <w:tc>
           <w:tcPr>
             <w:tcW w:w="5382" w:type="dxa"/>
@@ -1681,6 +1680,7 @@
           </w:tcPr>
           <w:p>
             <w:pPr>
+              <w:snapToGrid w:val="0"/>
               <w:spacing w:after="0" w:line="240" w:lineRule="auto"/>
               <w:jc w:val="center"/>
               <w:rPr>
@@ -1746,6 +1746,7 @@
           </w:tcPr>
           <w:p>
             <w:pPr>
+              <w:snapToGrid w:val="0"/>
               <w:spacing w:after="0" w:line="240" w:lineRule="auto"/>
               <w:jc w:val="center"/>
               <w:rPr>
@@ -1775,6 +1776,7 @@
           </w:tcPr>
           <w:p>
             <w:pPr>
+              <w:snapToGrid w:val="0"/>
               <w:spacing w:after="0" w:line="240" w:lineRule="auto"/>
               <w:jc w:val="center"/>
               <w:rPr>
@@ -1791,9 +1793,6 @@
         </w:tc>
       </w:tr>
       <w:tr>
-        <w:trPr>
-          <w:trHeight w:val="69"/>
-        </w:trPr>
         <w:tc>
           <w:tcPr>
             <w:tcW w:w="5382" w:type="dxa"/>
@@ -1802,6 +1801,7 @@
           </w:tcPr>
           <w:p>
             <w:pPr>
+              <w:snapToGrid w:val="0"/>
               <w:spacing w:after="0" w:line="240" w:lineRule="auto"/>
               <w:jc w:val="center"/>
               <w:rPr>
@@ -1843,6 +1843,7 @@
           </w:tcPr>
           <w:p>
             <w:pPr>
+              <w:snapToGrid w:val="0"/>
               <w:spacing w:after="0" w:line="240" w:lineRule="auto"/>
               <w:jc w:val="center"/>
               <w:rPr>
@@ -1872,6 +1873,7 @@
           </w:tcPr>
           <w:p>
             <w:pPr>
+              <w:snapToGrid w:val="0"/>
               <w:spacing w:after="0" w:line="240" w:lineRule="auto"/>
               <w:jc w:val="center"/>
               <w:rPr>
@@ -1900,9 +1902,6 @@
         </w:tc>
       </w:tr>
       <w:tr>
-        <w:trPr>
-          <w:trHeight w:val="69"/>
-        </w:trPr>
         <w:tc>
           <w:tcPr>
             <w:tcW w:w="5382" w:type="dxa"/>
@@ -1912,6 +1911,7 @@
           </w:tcPr>
           <w:p>
             <w:pPr>
+              <w:snapToGrid w:val="0"/>
               <w:spacing w:after="0" w:line="240" w:lineRule="auto"/>
               <w:jc w:val="center"/>
               <w:rPr>
@@ -1941,6 +1941,7 @@
           </w:tcPr>
           <w:p>
             <w:pPr>
+              <w:snapToGrid w:val="0"/>
               <w:spacing w:after="0" w:line="240" w:lineRule="auto"/>
               <w:jc w:val="center"/>
               <w:rPr>
@@ -1964,6 +1965,7 @@
           </w:tcPr>
           <w:p>
             <w:pPr>
+              <w:snapToGrid w:val="0"/>
               <w:spacing w:after="0" w:line="240" w:lineRule="auto"/>
               <w:rPr>
                 <w:rFonts w:ascii="Times New Roman Regular" w:hAnsi="Times New Roman Regular" w:cs="Times New Roman Regular"/>
@@ -2039,9 +2041,6 @@
         </w:tc>
       </w:tr>
       <w:tr>
-        <w:trPr>
-          <w:trHeight w:val="69"/>
-        </w:trPr>
         <w:tc>
           <w:tcPr>
             <w:tcW w:w="10485" w:type="dxa"/>
@@ -2050,6 +2049,7 @@
           </w:tcPr>
           <w:p>
             <w:pPr>
+              <w:snapToGrid w:val="0"/>
               <w:spacing w:after="0" w:line="240" w:lineRule="auto"/>
               <w:rPr>
                 <w:rFonts w:ascii="Times New Roman Regular" w:hAnsi="Times New Roman Regular" w:cs="Times New Roman Regular"/>
@@ -2123,9 +2123,6 @@
         </w:tc>
       </w:tr>
       <w:tr>
-        <w:trPr>
-          <w:trHeight w:val="69"/>
-        </w:trPr>
         <w:tc>
           <w:tcPr>
             <w:tcW w:w="2547" w:type="dxa"/>
@@ -2134,6 +2131,7 @@
           </w:tcPr>
           <w:p>
             <w:pPr>
+              <w:snapToGrid w:val="0"/>
               <w:spacing w:after="0" w:line="240" w:lineRule="auto"/>
               <w:jc w:val="center"/>
               <w:rPr>
@@ -2160,6 +2158,7 @@
           </w:tcPr>
           <w:p>
             <w:pPr>
+              <w:snapToGrid w:val="0"/>
               <w:spacing w:after="0" w:line="240" w:lineRule="auto"/>
               <w:jc w:val="center"/>
               <w:rPr>
@@ -2186,6 +2185,7 @@
           </w:tcPr>
           <w:p>
             <w:pPr>
+              <w:snapToGrid w:val="0"/>
               <w:spacing w:after="0" w:line="240" w:lineRule="auto"/>
               <w:jc w:val="center"/>
               <w:rPr>
@@ -2206,9 +2206,6 @@
         </w:tc>
       </w:tr>
       <w:tr>
-        <w:trPr>
-          <w:trHeight w:val="69"/>
-        </w:trPr>
         <w:tc>
           <w:tcPr>
             <w:tcW w:w="2547" w:type="dxa"/>
@@ -2217,6 +2214,7 @@
           </w:tcPr>
           <w:p>
             <w:pPr>
+              <w:snapToGrid w:val="0"/>
               <w:spacing w:after="0" w:line="240" w:lineRule="auto"/>
               <w:jc w:val="center"/>
               <w:rPr>
@@ -2239,6 +2237,7 @@
           </w:tcPr>
           <w:p>
             <w:pPr>
+              <w:snapToGrid w:val="0"/>
               <w:spacing w:after="0" w:line="240" w:lineRule="auto"/>
               <w:rPr>
                 <w:rFonts w:ascii="Times New Roman Regular" w:hAnsi="Times New Roman Regular" w:cs="Times New Roman Regular"/>
@@ -2266,6 +2265,7 @@
           </w:tcPr>
           <w:p>
             <w:pPr>
+              <w:snapToGrid w:val="0"/>
               <w:spacing w:after="0" w:line="240" w:lineRule="auto"/>
               <w:jc w:val="center"/>
               <w:rPr>
@@ -2294,9 +2294,6 @@
         </w:tc>
       </w:tr>
       <w:tr>
-        <w:trPr>
-          <w:trHeight w:val="69"/>
-        </w:trPr>
         <w:tc>
           <w:tcPr>
             <w:tcW w:w="2547" w:type="dxa"/>
@@ -2305,6 +2302,7 @@
           </w:tcPr>
           <w:p>
             <w:pPr>
+              <w:snapToGrid w:val="0"/>
               <w:spacing w:after="0" w:line="240" w:lineRule="auto"/>
               <w:jc w:val="center"/>
               <w:rPr>
@@ -2339,6 +2337,7 @@
           </w:tcPr>
           <w:p>
             <w:pPr>
+              <w:snapToGrid w:val="0"/>
               <w:spacing w:after="0" w:line="240" w:lineRule="auto"/>
               <w:jc w:val="center"/>
               <w:rPr>
@@ -2361,6 +2360,7 @@
           </w:tcPr>
           <w:p>
             <w:pPr>
+              <w:snapToGrid w:val="0"/>
               <w:spacing w:after="0" w:line="240" w:lineRule="auto"/>
               <w:jc w:val="center"/>
               <w:rPr>
@@ -2377,9 +2377,6 @@
         </w:tc>
       </w:tr>
       <w:tr>
-        <w:trPr>
-          <w:trHeight w:val="69"/>
-        </w:trPr>
         <w:tc>
           <w:tcPr>
             <w:tcW w:w="2547" w:type="dxa"/>
@@ -2388,6 +2385,7 @@
           </w:tcPr>
           <w:p>
             <w:pPr>
+              <w:snapToGrid w:val="0"/>
               <w:spacing w:after="0" w:line="240" w:lineRule="auto"/>
               <w:jc w:val="center"/>
               <w:rPr>
@@ -2416,6 +2414,7 @@
           </w:tcPr>
           <w:p>
             <w:pPr>
+              <w:snapToGrid w:val="0"/>
               <w:spacing w:after="0" w:line="240" w:lineRule="auto"/>
               <w:jc w:val="center"/>
               <w:rPr>
@@ -2450,6 +2449,7 @@
           </w:tcPr>
           <w:p>
             <w:pPr>
+              <w:snapToGrid w:val="0"/>
               <w:spacing w:after="0" w:line="240" w:lineRule="auto"/>
               <w:jc w:val="center"/>
               <w:rPr>
@@ -2466,9 +2466,6 @@
         </w:tc>
       </w:tr>
       <w:tr>
-        <w:trPr>
-          <w:trHeight w:val="69"/>
-        </w:trPr>
         <w:tc>
           <w:tcPr>
             <w:tcW w:w="2547" w:type="dxa"/>
@@ -2478,6 +2475,7 @@
           </w:tcPr>
           <w:p>
             <w:pPr>
+              <w:snapToGrid w:val="0"/>
               <w:spacing w:after="0" w:line="240" w:lineRule="auto"/>
               <w:jc w:val="center"/>
               <w:rPr>
@@ -2501,6 +2499,7 @@
           </w:tcPr>
           <w:p>
             <w:pPr>
+              <w:snapToGrid w:val="0"/>
               <w:spacing w:after="0" w:line="240" w:lineRule="auto"/>
               <w:jc w:val="center"/>
               <w:rPr>
@@ -2548,6 +2547,7 @@
           </w:tcPr>
           <w:p>
             <w:pPr>
+              <w:snapToGrid w:val="0"/>
               <w:spacing w:after="0" w:line="240" w:lineRule="auto"/>
               <w:jc w:val="center"/>
               <w:rPr>
@@ -2582,9 +2582,6 @@
         </w:tc>
       </w:tr>
       <w:tr>
-        <w:trPr>
-          <w:trHeight w:val="69"/>
-        </w:trPr>
         <w:tc>
           <w:tcPr>
             <w:tcW w:w="2547" w:type="dxa"/>
@@ -2593,6 +2590,7 @@
           </w:tcPr>
           <w:p>
             <w:pPr>
+              <w:snapToGrid w:val="0"/>
               <w:spacing w:after="0" w:line="240" w:lineRule="auto"/>
               <w:jc w:val="center"/>
               <w:rPr>
@@ -2615,6 +2613,7 @@
           </w:tcPr>
           <w:p>
             <w:pPr>
+              <w:snapToGrid w:val="0"/>
               <w:spacing w:after="0" w:line="240" w:lineRule="auto"/>
               <w:jc w:val="center"/>
               <w:rPr>
@@ -2655,6 +2654,7 @@
           </w:tcPr>
           <w:p>
             <w:pPr>
+              <w:snapToGrid w:val="0"/>
               <w:spacing w:after="0" w:line="240" w:lineRule="auto"/>
               <w:jc w:val="center"/>
               <w:rPr>
@@ -2671,9 +2671,6 @@
         </w:tc>
       </w:tr>
       <w:tr>
-        <w:trPr>
-          <w:trHeight w:val="69"/>
-        </w:trPr>
         <w:tc>
           <w:tcPr>
             <w:tcW w:w="2547" w:type="dxa"/>
@@ -2682,6 +2679,7 @@
           </w:tcPr>
           <w:p>
             <w:pPr>
+              <w:snapToGrid w:val="0"/>
               <w:spacing w:after="0" w:line="240" w:lineRule="auto"/>
               <w:jc w:val="center"/>
               <w:rPr>
@@ -2704,6 +2702,7 @@
           </w:tcPr>
           <w:p>
             <w:pPr>
+              <w:snapToGrid w:val="0"/>
               <w:spacing w:after="0" w:line="240" w:lineRule="auto"/>
               <w:jc w:val="center"/>
               <w:rPr>
@@ -2732,6 +2731,7 @@
           </w:tcPr>
           <w:p>
             <w:pPr>
+              <w:snapToGrid w:val="0"/>
               <w:spacing w:after="0" w:line="240" w:lineRule="auto"/>
               <w:jc w:val="center"/>
               <w:rPr>
@@ -2748,9 +2748,6 @@
         </w:tc>
       </w:tr>
       <w:tr>
-        <w:trPr>
-          <w:trHeight w:val="69"/>
-        </w:trPr>
         <w:tc>
           <w:tcPr>
             <w:tcW w:w="2547" w:type="dxa"/>
@@ -2759,6 +2756,7 @@
           </w:tcPr>
           <w:p>
             <w:pPr>
+              <w:snapToGrid w:val="0"/>
               <w:spacing w:after="0" w:line="240" w:lineRule="auto"/>
               <w:jc w:val="center"/>
               <w:rPr>
@@ -2799,6 +2797,7 @@
           </w:tcPr>
           <w:p>
             <w:pPr>
+              <w:snapToGrid w:val="0"/>
               <w:spacing w:after="0" w:line="240" w:lineRule="auto"/>
               <w:jc w:val="center"/>
               <w:rPr>
@@ -2821,6 +2820,7 @@
           </w:tcPr>
           <w:p>
             <w:pPr>
+              <w:snapToGrid w:val="0"/>
               <w:spacing w:after="0" w:line="240" w:lineRule="auto"/>
               <w:jc w:val="center"/>
               <w:rPr>
@@ -2837,9 +2837,6 @@
         </w:tc>
       </w:tr>
       <w:tr>
-        <w:trPr>
-          <w:trHeight w:val="69"/>
-        </w:trPr>
         <w:tc>
           <w:tcPr>
             <w:tcW w:w="2547" w:type="dxa"/>
@@ -2848,6 +2845,7 @@
           </w:tcPr>
           <w:p>
             <w:pPr>
+              <w:snapToGrid w:val="0"/>
               <w:spacing w:after="0" w:line="240" w:lineRule="auto"/>
               <w:jc w:val="center"/>
               <w:rPr>
@@ -2870,6 +2868,7 @@
           </w:tcPr>
           <w:p>
             <w:pPr>
+              <w:snapToGrid w:val="0"/>
               <w:spacing w:after="0" w:line="240" w:lineRule="auto"/>
               <w:jc w:val="center"/>
               <w:rPr>
@@ -2916,6 +2915,7 @@
           </w:tcPr>
           <w:p>
             <w:pPr>
+              <w:snapToGrid w:val="0"/>
               <w:spacing w:after="0" w:line="240" w:lineRule="auto"/>
               <w:jc w:val="center"/>
               <w:rPr>
@@ -2950,9 +2950,6 @@
         </w:tc>
       </w:tr>
       <w:tr>
-        <w:trPr>
-          <w:trHeight w:val="69"/>
-        </w:trPr>
         <w:tc>
           <w:tcPr>
             <w:tcW w:w="10485" w:type="dxa"/>
@@ -2961,6 +2958,7 @@
           </w:tcPr>
           <w:p>
             <w:pPr>
+              <w:snapToGrid w:val="0"/>
               <w:spacing w:after="0" w:line="240" w:lineRule="auto"/>
               <w:rPr>
                 <w:rFonts w:ascii="Times New Roman Regular" w:hAnsi="Times New Roman Regular" w:cs="Times New Roman Regular"/>
@@ -3020,9 +3018,6 @@
         </w:tc>
       </w:tr>
       <w:tr>
-        <w:trPr>
-          <w:trHeight w:val="69"/>
-        </w:trPr>
         <w:tc>
           <w:tcPr>
             <w:tcW w:w="5382" w:type="dxa"/>
@@ -3031,6 +3026,7 @@
           </w:tcPr>
           <w:p>
             <w:pPr>
+              <w:snapToGrid w:val="0"/>
               <w:spacing w:after="0" w:line="240" w:lineRule="auto"/>
               <w:jc w:val="center"/>
               <w:rPr>
@@ -3057,6 +3053,7 @@
           </w:tcPr>
           <w:p>
             <w:pPr>
+              <w:snapToGrid w:val="0"/>
               <w:spacing w:after="0" w:line="240" w:lineRule="auto"/>
               <w:jc w:val="center"/>
               <w:rPr>
@@ -3077,9 +3074,6 @@
         </w:tc>
       </w:tr>
       <w:tr>
-        <w:trPr>
-          <w:trHeight w:val="69"/>
-        </w:trPr>
         <w:tc>
           <w:tcPr>
             <w:tcW w:w="5382" w:type="dxa"/>
@@ -3088,6 +3082,7 @@
           </w:tcPr>
           <w:p>
             <w:pPr>
+              <w:snapToGrid w:val="0"/>
               <w:spacing w:after="0" w:line="240" w:lineRule="auto"/>
               <w:jc w:val="center"/>
               <w:rPr>
@@ -3110,6 +3105,7 @@
           </w:tcPr>
           <w:p>
             <w:pPr>
+              <w:snapToGrid w:val="0"/>
               <w:spacing w:after="0" w:line="240" w:lineRule="auto"/>
               <w:jc w:val="center"/>
               <w:rPr>
@@ -3150,9 +3146,6 @@
         </w:tc>
       </w:tr>
       <w:tr>
-        <w:trPr>
-          <w:trHeight w:val="69"/>
-        </w:trPr>
         <w:tc>
           <w:tcPr>
             <w:tcW w:w="5382" w:type="dxa"/>
@@ -3161,6 +3154,7 @@
           </w:tcPr>
           <w:p>
             <w:pPr>
+              <w:snapToGrid w:val="0"/>
               <w:spacing w:after="0" w:line="240" w:lineRule="auto"/>
               <w:jc w:val="center"/>
               <w:rPr>
@@ -3183,6 +3177,7 @@
           </w:tcPr>
           <w:p>
             <w:pPr>
+              <w:snapToGrid w:val="0"/>
               <w:spacing w:after="0" w:line="240" w:lineRule="auto"/>
               <w:jc w:val="center"/>
               <w:rPr>
@@ -3211,9 +3206,6 @@
         </w:tc>
       </w:tr>
       <w:tr>
-        <w:trPr>
-          <w:trHeight w:val="69"/>
-        </w:trPr>
         <w:tc>
           <w:tcPr>
             <w:tcW w:w="5382" w:type="dxa"/>
@@ -3222,6 +3214,7 @@
           </w:tcPr>
           <w:p>
             <w:pPr>
+              <w:snapToGrid w:val="0"/>
               <w:spacing w:after="0" w:line="240" w:lineRule="auto"/>
               <w:jc w:val="center"/>
               <w:rPr>
@@ -3244,6 +3237,7 @@
           </w:tcPr>
           <w:p>
             <w:pPr>
+              <w:snapToGrid w:val="0"/>
               <w:spacing w:after="0" w:line="240" w:lineRule="auto"/>
               <w:jc w:val="center"/>
               <w:rPr>
@@ -3254,9 +3248,6 @@
         </w:tc>
       </w:tr>
       <w:tr>
-        <w:trPr>
-          <w:trHeight w:val="69"/>
-        </w:trPr>
         <w:tc>
           <w:tcPr>
             <w:tcW w:w="10485" w:type="dxa"/>
@@ -3265,6 +3256,7 @@
           </w:tcPr>
           <w:p>
             <w:pPr>
+              <w:snapToGrid w:val="0"/>
               <w:spacing w:after="0" w:line="240" w:lineRule="auto"/>
               <w:rPr>
                 <w:rFonts w:ascii="Times New Roman Regular" w:hAnsi="Times New Roman Regular" w:cs="Times New Roman Regular"/>
@@ -3324,9 +3316,6 @@
         </w:tc>
       </w:tr>
       <w:tr>
-        <w:trPr>
-          <w:trHeight w:val="69"/>
-        </w:trPr>
         <w:tc>
           <w:tcPr>
             <w:tcW w:w="5382" w:type="dxa"/>
@@ -3335,6 +3324,7 @@
           </w:tcPr>
           <w:p>
             <w:pPr>
+              <w:snapToGrid w:val="0"/>
               <w:spacing w:after="0" w:line="240" w:lineRule="auto"/>
               <w:jc w:val="center"/>
               <w:rPr>
@@ -3361,6 +3351,7 @@
           </w:tcPr>
           <w:p>
             <w:pPr>
+              <w:snapToGrid w:val="0"/>
               <w:spacing w:after="0" w:line="240" w:lineRule="auto"/>
               <w:jc w:val="center"/>
               <w:rPr>
@@ -3381,9 +3372,6 @@
         </w:tc>
       </w:tr>
       <w:tr>
-        <w:trPr>
-          <w:trHeight w:val="69"/>
-        </w:trPr>
         <w:tc>
           <w:tcPr>
             <w:tcW w:w="5382" w:type="dxa"/>
@@ -3392,6 +3380,7 @@
           </w:tcPr>
           <w:p>
             <w:pPr>
+              <w:snapToGrid w:val="0"/>
               <w:spacing w:after="0" w:line="240" w:lineRule="auto"/>
               <w:jc w:val="center"/>
               <w:rPr>
@@ -3450,6 +3439,7 @@
           </w:tcPr>
           <w:p>
             <w:pPr>
+              <w:snapToGrid w:val="0"/>
               <w:spacing w:after="0" w:line="240" w:lineRule="auto"/>
               <w:jc w:val="center"/>
               <w:rPr>
@@ -3478,9 +3468,6 @@
         </w:tc>
       </w:tr>
       <w:tr>
-        <w:trPr>
-          <w:trHeight w:val="69"/>
-        </w:trPr>
         <w:tc>
           <w:tcPr>
             <w:tcW w:w="5382" w:type="dxa"/>
@@ -3489,6 +3476,7 @@
           </w:tcPr>
           <w:p>
             <w:pPr>
+              <w:snapToGrid w:val="0"/>
               <w:spacing w:after="0" w:line="240" w:lineRule="auto"/>
               <w:jc w:val="center"/>
               <w:rPr>
@@ -3511,6 +3499,7 @@
           </w:tcPr>
           <w:p>
             <w:pPr>
+              <w:snapToGrid w:val="0"/>
               <w:spacing w:after="0" w:line="240" w:lineRule="auto"/>
               <w:jc w:val="center"/>
               <w:rPr>
@@ -3527,9 +3516,6 @@
         </w:tc>
       </w:tr>
       <w:tr>
-        <w:trPr>
-          <w:trHeight w:val="69"/>
-        </w:trPr>
         <w:tc>
           <w:tcPr>
             <w:tcW w:w="5382" w:type="dxa"/>
@@ -3538,17 +3524,17 @@
           </w:tcPr>
           <w:p>
             <w:pPr>
-              <w:spacing w:after="0" w:line="240" w:lineRule="auto"/>
-              <w:jc w:val="center"/>
-              <w:rPr>
-                <w:rFonts w:ascii="Times New Roman Regular" w:hAnsi="Times New Roman Regular" w:cs="Times New Roman Regular"/>
-              </w:rPr>
-            </w:pPr>
-            <w:r>
-              <w:rPr>
-                <w:rFonts w:ascii="Times New Roman Regular" w:hAnsi="Times New Roman Regular" w:cs="Times New Roman Regular"/>
-              </w:rPr>
-              <w:lastRenderedPageBreak/>
+              <w:snapToGrid w:val="0"/>
+              <w:spacing w:after="0" w:line="240" w:lineRule="auto"/>
+              <w:jc w:val="center"/>
+              <w:rPr>
+                <w:rFonts w:ascii="Times New Roman Regular" w:hAnsi="Times New Roman Regular" w:cs="Times New Roman Regular"/>
+              </w:rPr>
+            </w:pPr>
+            <w:r>
+              <w:rPr>
+                <w:rFonts w:ascii="Times New Roman Regular" w:hAnsi="Times New Roman Regular" w:cs="Times New Roman Regular"/>
+              </w:rPr>
               <w:t>严重低体（</w:t>
             </w:r>
             <w:r>
@@ -3579,6 +3565,7 @@
           </w:tcPr>
           <w:p>
             <w:pPr>
+              <w:snapToGrid w:val="0"/>
               <w:spacing w:after="0" w:line="240" w:lineRule="auto"/>
               <w:jc w:val="center"/>
               <w:rPr>
@@ -3597,6 +3584,7 @@
     </w:tbl>
     <w:p>
       <w:pPr>
+        <w:snapToGrid w:val="0"/>
         <w:spacing w:after="0" w:line="240" w:lineRule="auto"/>
         <w:rPr>
           <w:rFonts w:ascii="Times New Roman Regular" w:eastAsia="楷体" w:hAnsi="Times New Roman Regular" w:cs="Times New Roman Regular"/>
@@ -3717,6 +3705,7 @@
     </w:p>
     <w:p>
       <w:pPr>
+        <w:snapToGrid w:val="0"/>
         <w:spacing w:after="0" w:line="240" w:lineRule="auto"/>
         <w:rPr>
           <w:rFonts w:ascii="Times New Roman Regular" w:eastAsia="楷体" w:hAnsi="Times New Roman Regular" w:cs="Times New Roman Regular"/>
